--- a/assets/db_template.docx
+++ b/assets/db_template.docx
@@ -8,7 +8,28 @@
         <w:spacing w:before="156" w:after="156"/>
       </w:pPr>
       <w:r>
-        <w:t>核数据表结构设计</w:t>
+        <w:t>数据表结构设计</w:t>
+      </w:r>
+    </w:p>
+    <w:p>
+      <w:pPr>
+        <w:pStyle w:val="4"/>
+        <w:spacing w:before="156" w:after="156"/>
+        <w:rPr>
+          <w:rFonts w:hint="eastAsia"/>
+        </w:rPr>
+      </w:pPr>
+      <w:r>
+        <w:rPr>
+          <w:rFonts w:hint="eastAsia"/>
+        </w:rPr>
+        <w:t>XX</w:t>
+      </w:r>
+      <w:r>
+        <w:rPr>
+          <w:rFonts w:hint="eastAsia"/>
+        </w:rPr>
+        <w:t>管理</w:t>
       </w:r>
     </w:p>
     <w:p>
@@ -17,6 +38,9 @@
         <w:spacing w:before="156" w:after="156"/>
       </w:pPr>
       <w:r>
+        <w:rPr>
+          <w:rFonts w:ascii="微软雅黑" w:hAnsi="微软雅黑"/>
+        </w:rPr>
         <w:t>__TABLE_DESC__</w:t>
       </w:r>
       <w:r>
@@ -54,8 +78,8 @@
       </w:tblPr>
       <w:tblGrid>
         <w:gridCol w:w="2003"/>
-        <w:gridCol w:w="1896"/>
-        <w:gridCol w:w="2510"/>
+        <w:gridCol w:w="1895"/>
+        <w:gridCol w:w="2511"/>
         <w:gridCol w:w="2113"/>
       </w:tblGrid>
       <w:tr>
@@ -153,7 +177,6 @@
                 <w:szCs w:val="24"/>
               </w:rPr>
             </w:pPr>
-            <w:proofErr w:type="gramStart"/>
             <w:r>
               <w:rPr>
                 <w:rFonts w:ascii="宋体" w:hAnsi="宋体" w:cs="Times New Roman" w:hint="eastAsia"/>
@@ -163,7 +186,6 @@
               </w:rPr>
               <w:t>必填项</w:t>
             </w:r>
-            <w:proofErr w:type="gramEnd"/>
           </w:p>
         </w:tc>
         <w:tc>
@@ -209,13 +231,16 @@
               <w:ind w:firstLine="480"/>
               <w:textAlignment w:val="center"/>
               <w:rPr>
-                <w:rFonts w:ascii="宋体" w:hAnsi="宋体" w:cs="宋体"/>
+                <w:rFonts w:asciiTheme="majorEastAsia" w:eastAsiaTheme="majorEastAsia" w:hAnsiTheme="majorEastAsia" w:cs="宋体"/>
                 <w:kern w:val="0"/>
                 <w:szCs w:val="24"/>
                 <w:lang w:bidi="ar"/>
               </w:rPr>
             </w:pPr>
             <w:r>
+              <w:rPr>
+                <w:rFonts w:asciiTheme="majorEastAsia" w:eastAsiaTheme="majorEastAsia" w:hAnsiTheme="majorEastAsia"/>
+              </w:rPr>
               <w:t>__COL_NAME__</w:t>
             </w:r>
           </w:p>
@@ -230,13 +255,16 @@
               <w:ind w:firstLine="480"/>
               <w:textAlignment w:val="center"/>
               <w:rPr>
-                <w:rFonts w:ascii="宋体" w:hAnsi="宋体" w:cs="宋体"/>
+                <w:rFonts w:asciiTheme="majorEastAsia" w:eastAsiaTheme="majorEastAsia" w:hAnsiTheme="majorEastAsia" w:cs="宋体"/>
                 <w:kern w:val="0"/>
                 <w:szCs w:val="24"/>
                 <w:lang w:bidi="ar"/>
               </w:rPr>
             </w:pPr>
             <w:r>
+              <w:rPr>
+                <w:rFonts w:asciiTheme="majorEastAsia" w:eastAsiaTheme="majorEastAsia" w:hAnsiTheme="majorEastAsia"/>
+              </w:rPr>
               <w:t>__COL_TYPE__</w:t>
             </w:r>
           </w:p>
@@ -251,13 +279,16 @@
               <w:ind w:firstLine="480"/>
               <w:textAlignment w:val="center"/>
               <w:rPr>
-                <w:rFonts w:ascii="宋体" w:hAnsi="宋体" w:cs="宋体"/>
+                <w:rFonts w:asciiTheme="majorEastAsia" w:eastAsiaTheme="majorEastAsia" w:hAnsiTheme="majorEastAsia" w:cs="宋体"/>
                 <w:kern w:val="0"/>
                 <w:szCs w:val="24"/>
                 <w:lang w:bidi="ar"/>
               </w:rPr>
             </w:pPr>
             <w:r>
+              <w:rPr>
+                <w:rFonts w:asciiTheme="majorEastAsia" w:eastAsiaTheme="majorEastAsia" w:hAnsiTheme="majorEastAsia"/>
+              </w:rPr>
               <w:t>__COL_REQUIRED__</w:t>
             </w:r>
           </w:p>
@@ -272,13 +303,16 @@
               <w:ind w:firstLine="480"/>
               <w:textAlignment w:val="center"/>
               <w:rPr>
-                <w:rFonts w:ascii="宋体" w:hAnsi="宋体" w:cs="宋体"/>
+                <w:rFonts w:asciiTheme="majorEastAsia" w:eastAsiaTheme="majorEastAsia" w:hAnsiTheme="majorEastAsia" w:cs="宋体"/>
                 <w:kern w:val="0"/>
                 <w:szCs w:val="24"/>
                 <w:lang w:bidi="ar"/>
               </w:rPr>
             </w:pPr>
             <w:r>
+              <w:rPr>
+                <w:rFonts w:asciiTheme="majorEastAsia" w:eastAsiaTheme="majorEastAsia" w:hAnsiTheme="majorEastAsia"/>
+              </w:rPr>
               <w:t>__COL_DESC__</w:t>
             </w:r>
           </w:p>
@@ -293,9 +327,6 @@
     <w:p>
       <w:pPr>
         <w:ind w:firstLineChars="0" w:firstLine="0"/>
-        <w:rPr>
-          <w:rFonts w:hint="eastAsia"/>
-        </w:rPr>
       </w:pPr>
     </w:p>
     <w:sectPr>
